--- a/assets/docs/artigo-ifpe-comentado.docx
+++ b/assets/docs/artigo-ifpe-comentado.docx
@@ -511,19 +511,7 @@
         <w:jc w:val="both"/>
       </w:pPr>
       <w:r>
-        <w:t>Quando terminar de escrever um tópico, antes de seguir para próximo, faça a leitura do mesmo e aplique sua própria revisão</w:t>
-      </w:r>
-      <w:r>
-        <w:t>. A</w:t>
-      </w:r>
-      <w:r>
-        <w:t>ntes de encaminhar o texto para o orientador</w:t>
-      </w:r>
-      <w:r>
-        <w:t>, faça o mesmo processo, leia o artigo completo e aplique sua própria revisão, v</w:t>
-      </w:r>
-      <w:r>
-        <w:t>ocê encontrará muitas possibilidades de melhorias nessa revisão preliminar.</w:t>
+        <w:t>Quando terminar de escrever um tópico, antes de seguir para próximo, faça a leitura do mesmo e aplique sua própria revisão. Antes de encaminhar o texto para o orientador, faça o mesmo processo, leia o artigo completo e aplique sua própria revisão, você encontrará muitas possibilidades de melhorias nessa revisão preliminar.</w:t>
       </w:r>
     </w:p>
     <w:p>
@@ -533,10 +521,7 @@
         <w:jc w:val="both"/>
       </w:pPr>
       <w:r>
-        <w:t>A seguir são apresentadas instruções sobre a</w:t>
-      </w:r>
-      <w:r>
-        <w:t xml:space="preserve"> formatação do texto.</w:t>
+        <w:t>A seguir são apresentadas instruções sobre a formatação do texto.</w:t>
       </w:r>
     </w:p>
     <w:p>
@@ -560,10 +545,7 @@
         <w:t xml:space="preserve"> no máximo 20 páginas,</w:t>
       </w:r>
       <w:r>
-        <w:t xml:space="preserve"> ser escrito em</w:t>
-      </w:r>
-      <w:r>
-        <w:t xml:space="preserve"> ARIAL tamanho – 12 para o texto, 10 para as notas de rodapé</w:t>
+        <w:t xml:space="preserve"> ser escrito em ARIAL tamanho – 12 para o texto, 10 para as notas de rodapé</w:t>
       </w:r>
       <w:r>
         <w:t xml:space="preserve">, </w:t>
@@ -1404,8 +1386,8 @@
         <w:tblLook w:val="04A0" w:firstRow="1" w:lastRow="0" w:firstColumn="1" w:lastColumn="0" w:noHBand="0" w:noVBand="1"/>
       </w:tblPr>
       <w:tblGrid>
-        <w:gridCol w:w="8359"/>
-        <w:gridCol w:w="702"/>
+        <w:gridCol w:w="7827"/>
+        <w:gridCol w:w="1244"/>
       </w:tblGrid>
       <w:tr>
         <w:tc>
@@ -1722,21 +1704,11 @@
         <w:lastRenderedPageBreak/>
         <w:t xml:space="preserve">Figura </w:t>
       </w:r>
-      <w:r>
-        <w:fldChar w:fldCharType="begin"/>
-      </w:r>
-      <w:r>
-        <w:instrText xml:space="preserve"> SEQ Figura \* ARABIC </w:instrText>
-      </w:r>
-      <w:r>
-        <w:fldChar w:fldCharType="separate"/>
-      </w:r>
-      <w:r>
-        <w:t>1</w:t>
-      </w:r>
-      <w:r>
-        <w:fldChar w:fldCharType="end"/>
-      </w:r>
+      <w:fldSimple w:instr=" SEQ Figura \* ARABIC ">
+        <w:r>
+          <w:t>1</w:t>
+        </w:r>
+      </w:fldSimple>
       <w:bookmarkEnd w:id="23"/>
       <w:commentRangeEnd w:id="26"/>
       <w:r>
@@ -2010,27 +1982,14 @@
       <w:r>
         <w:t xml:space="preserve">Tabela </w:t>
       </w:r>
-      <w:r>
-        <w:fldChar w:fldCharType="begin"/>
-      </w:r>
-      <w:r>
-        <w:instrText xml:space="preserve"> SEQ Tabela \* ARABIC </w:instrText>
-      </w:r>
-      <w:r>
-        <w:fldChar w:fldCharType="separate"/>
-      </w:r>
-      <w:r>
-        <w:rPr>
-          <w:noProof/>
-        </w:rPr>
-        <w:t>1</w:t>
-      </w:r>
-      <w:r>
-        <w:rPr>
-          <w:noProof/>
-        </w:rPr>
-        <w:fldChar w:fldCharType="end"/>
-      </w:r>
+      <w:fldSimple w:instr=" SEQ Tabela \* ARABIC ">
+        <w:r>
+          <w:rPr>
+            <w:noProof/>
+          </w:rPr>
+          <w:t>1</w:t>
+        </w:r>
+      </w:fldSimple>
       <w:bookmarkEnd w:id="32"/>
       <w:commentRangeEnd w:id="36"/>
       <w:r>
@@ -2794,22 +2753,7 @@
       <w:bookmarkStart w:id="42" w:name="_heading=h.3znysh7" w:colFirst="0" w:colLast="0"/>
       <w:bookmarkEnd w:id="42"/>
       <w:r>
-        <w:t>Esta seção</w:t>
-      </w:r>
-      <w:r>
-        <w:t xml:space="preserve"> tem por objetivo apresentar trabalhos de outros autores que já foram publicados</w:t>
-      </w:r>
-      <w:r>
-        <w:t>,</w:t>
-      </w:r>
-      <w:r>
-        <w:t xml:space="preserve"> tem correlação com o tema central da pesquisa</w:t>
-      </w:r>
-      <w:r>
-        <w:t>, e foram utilizados como base para o desenvolvimento da pesquisa</w:t>
-      </w:r>
-      <w:r>
-        <w:t>. O objetivo é mostrar a evolução das pesquisas no tema, as principais soluções geradas e as lacunas que ainda estão em aberto na bibliografia.</w:t>
+        <w:t>Esta seção tem por objetivo apresentar trabalhos de outros autores que já foram publicados, tem correlação com o tema central da pesquisa, e foram utilizados como base para o desenvolvimento da pesquisa. O objetivo é mostrar a evolução das pesquisas no tema, as principais soluções geradas e as lacunas que ainda estão em aberto na bibliografia.</w:t>
       </w:r>
     </w:p>
     <w:p>
@@ -2829,13 +2773,7 @@
         <w:jc w:val="both"/>
       </w:pPr>
       <w:r>
-        <w:t xml:space="preserve">É recomendável citar </w:t>
-      </w:r>
-      <w:r>
-        <w:t>pelo menos 5</w:t>
-      </w:r>
-      <w:r>
-        <w:t xml:space="preserve"> trabalhos, sendo que o último deve ser o mais recente possível, de preferência do ano corrente. Dê preferência a publicações de impacto, como de revistas científicas, teses, dissertações ou anais de grandes congressos. Todos os trabalhos citados na revisão bibliográfica devem ser incluídos nas referências ao final do trabalho. </w:t>
+        <w:t xml:space="preserve">É recomendável citar pelo menos 5 trabalhos, sendo que o último deve ser o mais recente possível, de preferência do ano corrente. Dê preferência a publicações de impacto, como de revistas científicas, teses, dissertações ou anais de grandes congressos. Todos os trabalhos citados na revisão bibliográfica devem ser incluídos nas referências ao final do trabalho. </w:t>
       </w:r>
     </w:p>
     <w:p>
@@ -3006,19 +2944,7 @@
         <w:jc w:val="both"/>
       </w:pPr>
       <w:r>
-        <w:t xml:space="preserve">A metodologia é uma das seções mais importantes do trabalho, pois indica </w:t>
-      </w:r>
-      <w:r>
-        <w:t>como</w:t>
-      </w:r>
-      <w:r>
-        <w:t xml:space="preserve"> você fez</w:t>
-      </w:r>
-      <w:r>
-        <w:t xml:space="preserve"> seu trabalho</w:t>
-      </w:r>
-      <w:r>
-        <w:t>, o grau de complexidade da sua pesquisa e robustez dos seus resultados. Por isso, é importante que você tenha o domínio completo sobre os procedimentos executados, conheça as técnicas e, principalmente, saiba responder porque cada passo foi realizado da forma como você apresenta.</w:t>
+        <w:t>A metodologia é uma das seções mais importantes do trabalho, pois indica como você fez seu trabalho, o grau de complexidade da sua pesquisa e robustez dos seus resultados. Por isso, é importante que você tenha o domínio completo sobre os procedimentos executados, conheça as técnicas e, principalmente, saiba responder porque cada passo foi realizado da forma como você apresenta.</w:t>
       </w:r>
     </w:p>
     <w:p>
@@ -3120,19 +3046,7 @@
         <w:jc w:val="both"/>
       </w:pPr>
       <w:r>
-        <w:t xml:space="preserve">Procure elaborar, figuras, gráficos, tabelas ou qualquer outro tipo de ilustração que possa facilitar a apresentação das informações que você deseja e, o mais importante, faça uma ampla discussão sobre os resultados apresentados, indicando sua relevância, vantagens e possíveis limitações. O que pode ser concluídos com eles? O que está demonstrados com esse gráfico? O que era esperado foi demonstrado com os resultados? O que causou determinado comportamento? </w:t>
-      </w:r>
-      <w:r>
-        <w:t xml:space="preserve">Quais são as limitações dos resultados? </w:t>
-      </w:r>
-      <w:r>
-        <w:t xml:space="preserve">Todas essas questões devem ser discutidas </w:t>
-      </w:r>
-      <w:r>
-        <w:t>no texto</w:t>
-      </w:r>
-      <w:r>
-        <w:t>.</w:t>
+        <w:t>Procure elaborar, figuras, gráficos, tabelas ou qualquer outro tipo de ilustração que possa facilitar a apresentação das informações que você deseja e, o mais importante, faça uma ampla discussão sobre os resultados apresentados, indicando sua relevância, vantagens e possíveis limitações. O que pode ser concluídos com eles? O que está demonstrados com esse gráfico? O que era esperado foi demonstrado com os resultados? O que causou determinado comportamento? Quais são as limitações dos resultados? Todas essas questões devem ser discutidas no texto.</w:t>
       </w:r>
     </w:p>
     <w:p>
@@ -3204,6 +3118,37 @@
       </w:pPr>
       <w:r>
         <w:t xml:space="preserve">Modelo modelo modelo modelo modelo modelo modelo modelo modelo modelo modelo modelo modelo modelo modelo modelo modelo modelo modelo modelo modelo </w:t>
+      </w:r>
+    </w:p>
+    <w:p>
+      <w:pPr>
+        <w:spacing w:line="360" w:lineRule="auto"/>
+        <w:ind w:firstLine="708"/>
+        <w:jc w:val="both"/>
+      </w:pPr>
+    </w:p>
+    <w:p>
+      <w:pPr>
+        <w:pStyle w:val="Ttulo1"/>
+      </w:pPr>
+      <w:r>
+        <w:t>TRABALHOS PUBLICADOS</w:t>
+      </w:r>
+    </w:p>
+    <w:p>
+      <w:pPr>
+        <w:spacing w:line="360" w:lineRule="auto"/>
+        <w:ind w:firstLine="708"/>
+        <w:jc w:val="both"/>
+      </w:pPr>
+      <w:r>
+        <w:t>Liste aqui as publicações realizadas em anais de congressos ou revistas com o tema do artigo</w:t>
+      </w:r>
+      <w:r>
+        <w:t>.</w:t>
+      </w:r>
+      <w:r>
+        <w:t xml:space="preserve"> Se não houver publicações, exclua esta seção.</w:t>
       </w:r>
     </w:p>
     <w:p>
@@ -3389,7 +3334,14 @@
         <w:rPr>
           <w:color w:val="EE0000"/>
         </w:rPr>
-        <w:t>[aplicação, benefício ou avanço]</w:t>
+        <w:t xml:space="preserve">[aplicação, benefício ou </w:t>
+      </w:r>
+      <w:r>
+        <w:rPr>
+          <w:color w:val="EE0000"/>
+        </w:rPr>
+        <w:lastRenderedPageBreak/>
+        <w:t>avanço]</w:t>
       </w:r>
       <w:r>
         <w:t xml:space="preserve">, podendo auxiliar </w:t>
@@ -3513,11 +3465,7 @@
         <w:t>visando</w:t>
       </w:r>
       <w:r>
-        <w:t xml:space="preserve"> </w:t>
-      </w:r>
-      <w:r>
-        <w:lastRenderedPageBreak/>
-        <w:t xml:space="preserve">melhorar a </w:t>
+        <w:t xml:space="preserve"> melhorar a </w:t>
       </w:r>
       <w:r>
         <w:rPr>
@@ -3536,6 +3484,34 @@
       </w:r>
       <w:bookmarkStart w:id="53" w:name="_heading=h.35nkun2" w:colFirst="0" w:colLast="0"/>
       <w:bookmarkEnd w:id="53"/>
+    </w:p>
+    <w:p>
+      <w:pPr>
+        <w:spacing w:line="360" w:lineRule="auto"/>
+        <w:ind w:firstLine="708"/>
+        <w:jc w:val="both"/>
+      </w:pPr>
+    </w:p>
+    <w:p>
+      <w:pPr>
+        <w:pStyle w:val="Ttulo1"/>
+      </w:pPr>
+      <w:r>
+        <w:t>AGRADECIMENTOS</w:t>
+      </w:r>
+    </w:p>
+    <w:p>
+      <w:pPr>
+        <w:spacing w:line="360" w:lineRule="auto"/>
+        <w:ind w:firstLine="708"/>
+        <w:jc w:val="both"/>
+      </w:pPr>
+      <w:r>
+        <w:t>Cite pessoas e instituições que contribuíram para o desenvolvimento do trabalho, com dados, informações, processos, recursos, etc, e faça os devidos agradecimentos. Se não houver agradecimentos a fazer, exclua esta seção</w:t>
+      </w:r>
+      <w:r>
+        <w:t>.</w:t>
+      </w:r>
     </w:p>
     <w:p>
       <w:pPr>
